--- a/9 семестр/ЗИ от утечки по техническим каналам связи/Лабораторные работы/Лаба 3/ЛР 3 Вариант 1.docx
+++ b/9 семестр/ЗИ от утечки по техническим каналам связи/Лабораторные работы/Лаба 3/ЛР 3 Вариант 1.docx
@@ -905,23 +905,7 @@
           <w:rFonts w:cs="Times New Roman"/>
           <w:lang w:val="ru-RU"/>
         </w:rPr>
-        <w:t xml:space="preserve">В нормальном режиме работы технические средства (ТС) могут образовывать каналы утечки речевой информации за счёт явления акустоэлектрических преобразований. Акустоэлектрический преобразователь — устройство, преобразующее акустическую энергию в электромагнитную энергию в схемах устройств. В основе явления лежат электродинамический, электромагнитный, электростатический, пьезоэлектрический, тензорезистивный эффекты и обратный эффект магнитострикции (эффект </w:t>
-      </w:r>
-      <w:proofErr w:type="spellStart"/>
-      <w:r>
-        <w:rPr>
-          <w:rFonts w:cs="Times New Roman"/>
-          <w:lang w:val="ru-RU"/>
-        </w:rPr>
-        <w:t>Веллари</w:t>
-      </w:r>
-      <w:proofErr w:type="spellEnd"/>
-      <w:r>
-        <w:rPr>
-          <w:rFonts w:cs="Times New Roman"/>
-          <w:lang w:val="ru-RU"/>
-        </w:rPr>
-        <w:t>).</w:t>
+        <w:t>В нормальном режиме работы технические средства (ТС) могут образовывать каналы утечки речевой информации за счёт явления акустоэлектрических преобразований. Акустоэлектрический преобразователь — устройство, преобразующее акустическую энергию в электромагнитную энергию в схемах устройств. В основе явления лежат электродинамический, электромагнитный, электростатический, пьезоэлектрический, тензорезистивный эффекты и обратный эффект магнитострикции (эффект Веллари).</w:t>
       </w:r>
     </w:p>
     <w:p>
@@ -940,14 +924,12 @@
         </w:rPr>
         <w:t xml:space="preserve">Для перехвата речевой информации по отходящим проводным линиям злоумышленник подключает малошумящий усилитель низкой частоты (техническое средство разведки, ТСР). Нормируемым показателем является отношение «сигнал/шум» </w:t>
       </w:r>
-      <w:proofErr w:type="spellStart"/>
       <w:r>
         <w:rPr>
           <w:rFonts w:cs="Times New Roman"/>
         </w:rPr>
         <w:t>Δi</w:t>
       </w:r>
-      <w:proofErr w:type="spellEnd"/>
       <w:r>
         <w:rPr>
           <w:rFonts w:cs="Times New Roman"/>
@@ -1020,7 +1002,6 @@
         </w:rPr>
         <w:t>U</w:t>
       </w:r>
-      <w:proofErr w:type="gramStart"/>
       <w:r>
         <w:rPr>
           <w:rFonts w:cs="Times New Roman"/>
@@ -1028,31 +1009,19 @@
         </w:rPr>
         <w:t>с.</w:t>
       </w:r>
-      <w:proofErr w:type="spellStart"/>
       <w:r>
         <w:rPr>
           <w:rFonts w:cs="Times New Roman"/>
         </w:rPr>
         <w:t>i</w:t>
       </w:r>
-      <w:proofErr w:type="spellEnd"/>
-      <w:proofErr w:type="gramEnd"/>
-      <w:r>
-        <w:rPr>
-          <w:rFonts w:cs="Times New Roman"/>
-          <w:lang w:val="ru-RU"/>
-        </w:rPr>
-        <w:t xml:space="preserve"> = </w:t>
-      </w:r>
-      <w:proofErr w:type="gramStart"/>
-      <w:r>
-        <w:rPr>
-          <w:rFonts w:cs="Times New Roman"/>
-          <w:lang w:val="ru-RU"/>
-        </w:rPr>
-        <w:t>√(</w:t>
-      </w:r>
-      <w:proofErr w:type="gramEnd"/>
+      <w:r>
+        <w:rPr>
+          <w:rFonts w:cs="Times New Roman"/>
+          <w:lang w:val="ru-RU"/>
+        </w:rPr>
+        <w:t xml:space="preserve"> = √(</w:t>
+      </w:r>
       <w:r>
         <w:rPr>
           <w:rFonts w:cs="Times New Roman"/>
@@ -1066,14 +1035,12 @@
         </w:rPr>
         <w:t>²сш</w:t>
       </w:r>
-      <w:proofErr w:type="spellStart"/>
       <w:r>
         <w:rPr>
           <w:rFonts w:cs="Times New Roman"/>
         </w:rPr>
         <w:t>i</w:t>
       </w:r>
-      <w:proofErr w:type="spellEnd"/>
       <w:r>
         <w:rPr>
           <w:rFonts w:cs="Times New Roman"/>
@@ -1094,14 +1061,12 @@
         </w:rPr>
         <w:t>²ш</w:t>
       </w:r>
-      <w:proofErr w:type="spellStart"/>
       <w:r>
         <w:rPr>
           <w:rFonts w:cs="Times New Roman"/>
         </w:rPr>
         <w:t>i</w:t>
       </w:r>
-      <w:proofErr w:type="spellEnd"/>
       <w:r>
         <w:rPr>
           <w:rFonts w:cs="Times New Roman"/>
@@ -1115,7 +1080,6 @@
         </w:rPr>
         <w:t>U</w:t>
       </w:r>
-      <w:proofErr w:type="spellStart"/>
       <w:r>
         <w:rPr>
           <w:rFonts w:cs="Times New Roman"/>
@@ -1129,7 +1093,6 @@
         </w:rPr>
         <w:t>i</w:t>
       </w:r>
-      <w:proofErr w:type="spellEnd"/>
       <w:r>
         <w:rPr>
           <w:rFonts w:cs="Times New Roman"/>
@@ -1150,36 +1113,18 @@
         </w:rPr>
         <w:t>ш</w:t>
       </w:r>
-      <w:proofErr w:type="spellStart"/>
       <w:r>
         <w:rPr>
           <w:rFonts w:cs="Times New Roman"/>
         </w:rPr>
         <w:t>i</w:t>
       </w:r>
-      <w:proofErr w:type="spellEnd"/>
-      <w:r>
-        <w:rPr>
-          <w:rFonts w:cs="Times New Roman"/>
-          <w:lang w:val="ru-RU"/>
-        </w:rPr>
-        <w:t xml:space="preserve"> </w:t>
-      </w:r>
-      <w:proofErr w:type="gramStart"/>
-      <w:r>
-        <w:rPr>
-          <w:rFonts w:cs="Times New Roman"/>
-          <w:lang w:val="ru-RU"/>
-        </w:rPr>
-        <w:t>&lt; 1</w:t>
-      </w:r>
-      <w:proofErr w:type="gramEnd"/>
-      <w:r>
-        <w:rPr>
-          <w:rFonts w:cs="Times New Roman"/>
-          <w:lang w:val="ru-RU"/>
-        </w:rPr>
-        <w:t xml:space="preserve"> дБ, то </w:t>
+      <w:r>
+        <w:rPr>
+          <w:rFonts w:cs="Times New Roman"/>
+          <w:lang w:val="ru-RU"/>
+        </w:rPr>
+        <w:t xml:space="preserve"> &lt; 1 дБ, то </w:t>
       </w:r>
       <w:r>
         <w:rPr>
@@ -1194,14 +1139,12 @@
         </w:rPr>
         <w:t>с</w:t>
       </w:r>
-      <w:proofErr w:type="spellStart"/>
       <w:r>
         <w:rPr>
           <w:rFonts w:cs="Times New Roman"/>
         </w:rPr>
         <w:t>i</w:t>
       </w:r>
-      <w:proofErr w:type="spellEnd"/>
       <w:r>
         <w:rPr>
           <w:rFonts w:cs="Times New Roman"/>
@@ -1215,7 +1158,6 @@
         </w:rPr>
         <w:t>U</w:t>
       </w:r>
-      <w:proofErr w:type="spellStart"/>
       <w:r>
         <w:rPr>
           <w:rFonts w:cs="Times New Roman"/>
@@ -1229,7 +1171,6 @@
         </w:rPr>
         <w:t>i</w:t>
       </w:r>
-      <w:proofErr w:type="spellEnd"/>
       <w:r>
         <w:rPr>
           <w:rFonts w:cs="Times New Roman"/>
@@ -1265,23 +1206,7 @@
           <w:rFonts w:cs="Times New Roman"/>
           <w:lang w:val="ru-RU"/>
         </w:rPr>
-        <w:t xml:space="preserve"> = 10</w:t>
-      </w:r>
-      <w:proofErr w:type="gramStart"/>
-      <w:r>
-        <w:rPr>
-          <w:rFonts w:cs="Times New Roman"/>
-          <w:lang w:val="ru-RU"/>
-        </w:rPr>
-        <w:t>^(</w:t>
-      </w:r>
-      <w:proofErr w:type="gramEnd"/>
-      <w:r>
-        <w:rPr>
-          <w:rFonts w:cs="Times New Roman"/>
-          <w:lang w:val="ru-RU"/>
-        </w:rPr>
-        <w:t>(</w:t>
+        <w:t xml:space="preserve"> = 10^((</w:t>
       </w:r>
       <w:r>
         <w:rPr>
@@ -1309,14 +1234,12 @@
         </w:rPr>
         <w:t>н</w:t>
       </w:r>
-      <w:proofErr w:type="spellStart"/>
       <w:r>
         <w:rPr>
           <w:rFonts w:cs="Times New Roman"/>
         </w:rPr>
         <w:t>i</w:t>
       </w:r>
-      <w:proofErr w:type="spellEnd"/>
       <w:r>
         <w:rPr>
           <w:rFonts w:cs="Times New Roman"/>
@@ -1347,32 +1270,19 @@
         </w:rPr>
         <w:t>U</w:t>
       </w:r>
-      <w:proofErr w:type="spellStart"/>
-      <w:proofErr w:type="gramStart"/>
-      <w:r>
-        <w:rPr>
-          <w:rFonts w:cs="Times New Roman"/>
-          <w:lang w:val="ru-RU"/>
-        </w:rPr>
-        <w:t>с.прив</w:t>
-      </w:r>
-      <w:proofErr w:type="spellEnd"/>
-      <w:proofErr w:type="gramEnd"/>
-      <w:r>
-        <w:rPr>
-          <w:rFonts w:cs="Times New Roman"/>
-          <w:lang w:val="ru-RU"/>
-        </w:rPr>
-        <w:t>.</w:t>
-      </w:r>
-      <w:proofErr w:type="spellStart"/>
+      <w:r>
+        <w:rPr>
+          <w:rFonts w:cs="Times New Roman"/>
+          <w:lang w:val="ru-RU"/>
+        </w:rPr>
+        <w:t>с.прив.</w:t>
+      </w:r>
       <w:r>
         <w:rPr>
           <w:rFonts w:cs="Times New Roman"/>
         </w:rPr>
         <w:t>i</w:t>
       </w:r>
-      <w:proofErr w:type="spellEnd"/>
       <w:r>
         <w:rPr>
           <w:rFonts w:cs="Times New Roman"/>
@@ -1393,14 +1303,12 @@
         </w:rPr>
         <w:t>с</w:t>
       </w:r>
-      <w:proofErr w:type="spellStart"/>
       <w:r>
         <w:rPr>
           <w:rFonts w:cs="Times New Roman"/>
         </w:rPr>
         <w:t>i</w:t>
       </w:r>
-      <w:proofErr w:type="spellEnd"/>
       <w:r>
         <w:rPr>
           <w:rFonts w:cs="Times New Roman"/>
@@ -1444,39 +1352,19 @@
         </w:rPr>
         <w:t>U</w:t>
       </w:r>
-      <w:proofErr w:type="spellStart"/>
-      <w:r>
-        <w:rPr>
-          <w:rFonts w:cs="Times New Roman"/>
-          <w:lang w:val="ru-RU"/>
-        </w:rPr>
-        <w:t>ш.</w:t>
-      </w:r>
-      <w:proofErr w:type="gramStart"/>
-      <w:r>
-        <w:rPr>
-          <w:rFonts w:cs="Times New Roman"/>
-          <w:lang w:val="ru-RU"/>
-        </w:rPr>
-        <w:t>н.окт</w:t>
-      </w:r>
-      <w:proofErr w:type="spellEnd"/>
-      <w:proofErr w:type="gramEnd"/>
-      <w:r>
-        <w:rPr>
-          <w:rFonts w:cs="Times New Roman"/>
-          <w:lang w:val="ru-RU"/>
-        </w:rPr>
-        <w:t>.</w:t>
-      </w:r>
-      <w:proofErr w:type="spellStart"/>
+      <w:r>
+        <w:rPr>
+          <w:rFonts w:cs="Times New Roman"/>
+          <w:lang w:val="ru-RU"/>
+        </w:rPr>
+        <w:t>ш.н.окт.</w:t>
+      </w:r>
       <w:r>
         <w:rPr>
           <w:rFonts w:cs="Times New Roman"/>
         </w:rPr>
         <w:t>i</w:t>
       </w:r>
-      <w:proofErr w:type="spellEnd"/>
       <w:r>
         <w:rPr>
           <w:rFonts w:cs="Times New Roman"/>
@@ -1501,14 +1389,12 @@
         </w:rPr>
         <w:t xml:space="preserve">5. Отношение «сигнал/шум»: </w:t>
       </w:r>
-      <w:proofErr w:type="spellStart"/>
       <w:r>
         <w:rPr>
           <w:rFonts w:cs="Times New Roman"/>
         </w:rPr>
         <w:t>Δi</w:t>
       </w:r>
-      <w:proofErr w:type="spellEnd"/>
       <w:r>
         <w:rPr>
           <w:rFonts w:cs="Times New Roman"/>
@@ -1522,32 +1408,19 @@
         </w:rPr>
         <w:t>U</w:t>
       </w:r>
-      <w:proofErr w:type="spellStart"/>
-      <w:proofErr w:type="gramStart"/>
-      <w:r>
-        <w:rPr>
-          <w:rFonts w:cs="Times New Roman"/>
-          <w:lang w:val="ru-RU"/>
-        </w:rPr>
-        <w:t>с.прив</w:t>
-      </w:r>
-      <w:proofErr w:type="spellEnd"/>
-      <w:proofErr w:type="gramEnd"/>
-      <w:r>
-        <w:rPr>
-          <w:rFonts w:cs="Times New Roman"/>
-          <w:lang w:val="ru-RU"/>
-        </w:rPr>
-        <w:t>.</w:t>
-      </w:r>
-      <w:proofErr w:type="spellStart"/>
+      <w:r>
+        <w:rPr>
+          <w:rFonts w:cs="Times New Roman"/>
+          <w:lang w:val="ru-RU"/>
+        </w:rPr>
+        <w:t>с.прив.</w:t>
+      </w:r>
       <w:r>
         <w:rPr>
           <w:rFonts w:cs="Times New Roman"/>
         </w:rPr>
         <w:t>i</w:t>
       </w:r>
-      <w:proofErr w:type="spellEnd"/>
       <w:r>
         <w:rPr>
           <w:rFonts w:cs="Times New Roman"/>
@@ -1561,30 +1434,19 @@
         </w:rPr>
         <w:t>U</w:t>
       </w:r>
-      <w:proofErr w:type="spellStart"/>
-      <w:r>
-        <w:rPr>
-          <w:rFonts w:cs="Times New Roman"/>
-          <w:lang w:val="ru-RU"/>
-        </w:rPr>
-        <w:t>ш.н.окт</w:t>
-      </w:r>
-      <w:proofErr w:type="spellEnd"/>
-      <w:r>
-        <w:rPr>
-          <w:rFonts w:cs="Times New Roman"/>
-          <w:lang w:val="ru-RU"/>
-        </w:rPr>
-        <w:t>.</w:t>
-      </w:r>
-      <w:proofErr w:type="spellStart"/>
+      <w:r>
+        <w:rPr>
+          <w:rFonts w:cs="Times New Roman"/>
+          <w:lang w:val="ru-RU"/>
+        </w:rPr>
+        <w:t>ш.н.окт.</w:t>
+      </w:r>
       <w:r>
         <w:rPr>
           <w:rFonts w:cs="Times New Roman"/>
         </w:rPr>
         <w:t>i</w:t>
       </w:r>
-      <w:proofErr w:type="spellEnd"/>
       <w:r>
         <w:rPr>
           <w:rFonts w:cs="Times New Roman"/>
@@ -1609,42 +1471,25 @@
         </w:rPr>
         <w:t xml:space="preserve">6. При </w:t>
       </w:r>
-      <w:proofErr w:type="spellStart"/>
+      <w:r>
+        <w:rPr>
+          <w:rFonts w:cs="Times New Roman"/>
+        </w:rPr>
+        <w:t>Δi</w:t>
+      </w:r>
+      <w:r>
+        <w:rPr>
+          <w:rFonts w:cs="Times New Roman"/>
+          <w:lang w:val="ru-RU"/>
+        </w:rPr>
+        <w:t xml:space="preserve"> &gt; </w:t>
+      </w:r>
       <w:r>
         <w:rPr>
           <w:rFonts w:cs="Times New Roman"/>
         </w:rPr>
         <w:t>Δ</w:t>
       </w:r>
-      <w:proofErr w:type="gramStart"/>
-      <w:r>
-        <w:rPr>
-          <w:rFonts w:cs="Times New Roman"/>
-        </w:rPr>
-        <w:t>i</w:t>
-      </w:r>
-      <w:proofErr w:type="spellEnd"/>
-      <w:r>
-        <w:rPr>
-          <w:rFonts w:cs="Times New Roman"/>
-          <w:lang w:val="ru-RU"/>
-        </w:rPr>
-        <w:t xml:space="preserve"> &gt;</w:t>
-      </w:r>
-      <w:proofErr w:type="gramEnd"/>
-      <w:r>
-        <w:rPr>
-          <w:rFonts w:cs="Times New Roman"/>
-          <w:lang w:val="ru-RU"/>
-        </w:rPr>
-        <w:t xml:space="preserve"> </w:t>
-      </w:r>
-      <w:r>
-        <w:rPr>
-          <w:rFonts w:cs="Times New Roman"/>
-        </w:rPr>
-        <w:t>Δ</w:t>
-      </w:r>
       <w:r>
         <w:rPr>
           <w:rFonts w:cs="Times New Roman"/>
@@ -1652,14 +1497,12 @@
         </w:rPr>
         <w:t xml:space="preserve">н рассчитывается словесная разборчивость </w:t>
       </w:r>
-      <w:proofErr w:type="spellStart"/>
       <w:r>
         <w:rPr>
           <w:rFonts w:cs="Times New Roman"/>
         </w:rPr>
         <w:t>Wc</w:t>
       </w:r>
-      <w:proofErr w:type="spellEnd"/>
       <w:r>
         <w:rPr>
           <w:rFonts w:cs="Times New Roman"/>
@@ -1667,14 +1510,12 @@
         </w:rPr>
         <w:t xml:space="preserve">; при </w:t>
       </w:r>
-      <w:proofErr w:type="spellStart"/>
       <w:r>
         <w:rPr>
           <w:rFonts w:cs="Times New Roman"/>
         </w:rPr>
         <w:t>Wc</w:t>
       </w:r>
-      <w:proofErr w:type="spellEnd"/>
       <w:r>
         <w:rPr>
           <w:rFonts w:cs="Times New Roman"/>
@@ -1719,7 +1560,6 @@
         </w:rPr>
         <w:t>K</w:t>
       </w:r>
-      <w:proofErr w:type="gramStart"/>
       <w:r>
         <w:rPr>
           <w:rFonts w:cs="Times New Roman"/>
@@ -1727,15 +1567,12 @@
         </w:rPr>
         <w:t>л.</w:t>
       </w:r>
-      <w:proofErr w:type="spellStart"/>
       <w:r>
         <w:rPr>
           <w:rFonts w:cs="Times New Roman"/>
         </w:rPr>
         <w:t>i</w:t>
       </w:r>
-      <w:proofErr w:type="spellEnd"/>
-      <w:proofErr w:type="gramEnd"/>
       <w:r>
         <w:rPr>
           <w:rFonts w:cs="Times New Roman"/>
@@ -1756,14 +1593,12 @@
         </w:rPr>
         <w:t>1</w:t>
       </w:r>
-      <w:proofErr w:type="spellStart"/>
       <w:r>
         <w:rPr>
           <w:rFonts w:cs="Times New Roman"/>
         </w:rPr>
         <w:t>i</w:t>
       </w:r>
-      <w:proofErr w:type="spellEnd"/>
       <w:r>
         <w:rPr>
           <w:rFonts w:cs="Times New Roman"/>
@@ -1784,14 +1619,12 @@
         </w:rPr>
         <w:t>2</w:t>
       </w:r>
-      <w:proofErr w:type="spellStart"/>
       <w:r>
         <w:rPr>
           <w:rFonts w:cs="Times New Roman"/>
         </w:rPr>
         <w:t>i</w:t>
       </w:r>
-      <w:proofErr w:type="spellEnd"/>
       <w:r>
         <w:rPr>
           <w:rFonts w:cs="Times New Roman"/>
@@ -1810,9 +1643,40 @@
           <w:rFonts w:cs="Times New Roman"/>
           <w:lang w:val="ru-RU"/>
         </w:rPr>
-        <w:t>*</w:t>
-      </w:r>
-      <w:proofErr w:type="gramStart"/>
+        <w:t>*л.</w:t>
+      </w:r>
+      <w:r>
+        <w:rPr>
+          <w:rFonts w:cs="Times New Roman"/>
+        </w:rPr>
+        <w:t>i</w:t>
+      </w:r>
+      <w:r>
+        <w:rPr>
+          <w:rFonts w:cs="Times New Roman"/>
+          <w:lang w:val="ru-RU"/>
+        </w:rPr>
+        <w:t xml:space="preserve"> = </w:t>
+      </w:r>
+      <w:r>
+        <w:rPr>
+          <w:rFonts w:cs="Times New Roman"/>
+        </w:rPr>
+        <w:t>Δi</w:t>
+      </w:r>
+      <w:r>
+        <w:rPr>
+          <w:rFonts w:cs="Times New Roman"/>
+          <w:lang w:val="ru-RU"/>
+        </w:rPr>
+        <w:t xml:space="preserve"> / </w:t>
+      </w:r>
+      <w:r>
+        <w:rPr>
+          <w:rFonts w:cs="Times New Roman"/>
+        </w:rPr>
+        <w:t>K</w:t>
+      </w:r>
       <w:r>
         <w:rPr>
           <w:rFonts w:cs="Times New Roman"/>
@@ -1820,60 +1684,12 @@
         </w:rPr>
         <w:t>л.</w:t>
       </w:r>
-      <w:proofErr w:type="spellStart"/>
       <w:r>
         <w:rPr>
           <w:rFonts w:cs="Times New Roman"/>
         </w:rPr>
         <w:t>i</w:t>
       </w:r>
-      <w:proofErr w:type="spellEnd"/>
-      <w:proofErr w:type="gramEnd"/>
-      <w:r>
-        <w:rPr>
-          <w:rFonts w:cs="Times New Roman"/>
-          <w:lang w:val="ru-RU"/>
-        </w:rPr>
-        <w:t xml:space="preserve"> = </w:t>
-      </w:r>
-      <w:proofErr w:type="spellStart"/>
-      <w:r>
-        <w:rPr>
-          <w:rFonts w:cs="Times New Roman"/>
-        </w:rPr>
-        <w:t>Δi</w:t>
-      </w:r>
-      <w:proofErr w:type="spellEnd"/>
-      <w:r>
-        <w:rPr>
-          <w:rFonts w:cs="Times New Roman"/>
-          <w:lang w:val="ru-RU"/>
-        </w:rPr>
-        <w:t xml:space="preserve"> / </w:t>
-      </w:r>
-      <w:r>
-        <w:rPr>
-          <w:rFonts w:cs="Times New Roman"/>
-        </w:rPr>
-        <w:t>K</w:t>
-      </w:r>
-      <w:proofErr w:type="gramStart"/>
-      <w:r>
-        <w:rPr>
-          <w:rFonts w:cs="Times New Roman"/>
-          <w:lang w:val="ru-RU"/>
-        </w:rPr>
-        <w:t>л.</w:t>
-      </w:r>
-      <w:proofErr w:type="spellStart"/>
-      <w:r>
-        <w:rPr>
-          <w:rFonts w:cs="Times New Roman"/>
-        </w:rPr>
-        <w:t>i</w:t>
-      </w:r>
-      <w:proofErr w:type="spellEnd"/>
-      <w:proofErr w:type="gramEnd"/>
       <w:r>
         <w:rPr>
           <w:rFonts w:cs="Times New Roman"/>
@@ -3076,20 +2892,226 @@
       <w:pPr>
         <w:spacing w:after="0" w:line="360" w:lineRule="auto"/>
         <w:ind w:firstLine="709"/>
+        <w:jc w:val="both"/>
+        <w:rPr>
+          <w:lang w:val="ru-RU"/>
+        </w:rPr>
+      </w:pPr>
+      <w:r>
+        <w:rPr>
+          <w:b/>
+          <w:lang w:val="ru-RU"/>
+        </w:rPr>
+        <w:t>План-схемы объекта и защищаемого помещения</w:t>
+      </w:r>
+    </w:p>
+    <w:p>
+      <w:pPr>
+        <w:keepNext/>
+        <w:spacing w:line="240" w:lineRule="auto"/>
         <w:jc w:val="center"/>
+      </w:pPr>
+      <w:r>
+        <w:rPr>
+          <w:noProof/>
+        </w:rPr>
+        <w:drawing>
+          <wp:inline distT="0" distB="0" distL="0" distR="0" wp14:anchorId="4D7431EA" wp14:editId="7DABB718">
+            <wp:extent cx="4968000" cy="4833730"/>
+            <wp:effectExtent l="0" t="0" r="0" b="0"/>
+            <wp:docPr id="2" name="Picture 2"/>
+            <wp:cNvGraphicFramePr>
+              <a:graphicFrameLocks xmlns:a="http://schemas.openxmlformats.org/drawingml/2006/main" noChangeAspect="1"/>
+            </wp:cNvGraphicFramePr>
+            <a:graphic xmlns:a="http://schemas.openxmlformats.org/drawingml/2006/main">
+              <a:graphicData uri="http://schemas.openxmlformats.org/drawingml/2006/picture">
+                <pic:pic xmlns:pic="http://schemas.openxmlformats.org/drawingml/2006/picture">
+                  <pic:nvPicPr>
+                    <pic:cNvPr id="0" name="kz_plan.png"/>
+                    <pic:cNvPicPr/>
+                  </pic:nvPicPr>
+                  <pic:blipFill>
+                    <a:blip r:embed="rId7"/>
+                    <a:stretch>
+                      <a:fillRect/>
+                    </a:stretch>
+                  </pic:blipFill>
+                  <pic:spPr>
+                    <a:xfrm>
+                      <a:off x="0" y="0"/>
+                      <a:ext cx="4968000" cy="4833730"/>
+                    </a:xfrm>
+                    <a:prstGeom prst="rect">
+                      <a:avLst/>
+                    </a:prstGeom>
+                  </pic:spPr>
+                </pic:pic>
+              </a:graphicData>
+            </a:graphic>
+          </wp:inline>
+        </w:drawing>
+      </w:r>
+    </w:p>
+    <w:p>
+      <w:pPr>
+        <w:spacing w:after="120" w:line="240" w:lineRule="auto"/>
+        <w:jc w:val="center"/>
+        <w:rPr>
+          <w:lang w:val="ru-RU"/>
+        </w:rPr>
+      </w:pPr>
+      <w:r>
+        <w:rPr>
+          <w:sz w:val="24"/>
+          <w:lang w:val="ru-RU"/>
+        </w:rPr>
+        <w:t>Рис. 1. План-схема объекта и границ КЗ (из исходного отчёта)</w:t>
+      </w:r>
+    </w:p>
+    <w:p>
+      <w:pPr>
+        <w:keepNext/>
+        <w:spacing w:line="240" w:lineRule="auto"/>
+        <w:jc w:val="center"/>
+      </w:pPr>
+      <w:r>
+        <w:rPr>
+          <w:i/>
+          <w:noProof/>
+        </w:rPr>
+        <w:lastRenderedPageBreak/>
+        <w:drawing>
+          <wp:inline distT="0" distB="0" distL="0" distR="0" wp14:anchorId="3F9C12CC" wp14:editId="6189F858">
+            <wp:extent cx="4944165" cy="3124636"/>
+            <wp:effectExtent l="0" t="0" r="8890" b="0"/>
+            <wp:docPr id="715230388" name="Рисунок 1"/>
+            <wp:cNvGraphicFramePr>
+              <a:graphicFrameLocks xmlns:a="http://schemas.openxmlformats.org/drawingml/2006/main" noChangeAspect="1"/>
+            </wp:cNvGraphicFramePr>
+            <a:graphic xmlns:a="http://schemas.openxmlformats.org/drawingml/2006/main">
+              <a:graphicData uri="http://schemas.openxmlformats.org/drawingml/2006/picture">
+                <pic:pic xmlns:pic="http://schemas.openxmlformats.org/drawingml/2006/picture">
+                  <pic:nvPicPr>
+                    <pic:cNvPr id="715230388" name=""/>
+                    <pic:cNvPicPr/>
+                  </pic:nvPicPr>
+                  <pic:blipFill>
+                    <a:blip r:embed="rId8"/>
+                    <a:stretch>
+                      <a:fillRect/>
+                    </a:stretch>
+                  </pic:blipFill>
+                  <pic:spPr>
+                    <a:xfrm>
+                      <a:off x="0" y="0"/>
+                      <a:ext cx="4944165" cy="3124636"/>
+                    </a:xfrm>
+                    <a:prstGeom prst="rect">
+                      <a:avLst/>
+                    </a:prstGeom>
+                  </pic:spPr>
+                </pic:pic>
+              </a:graphicData>
+            </a:graphic>
+          </wp:inline>
+        </w:drawing>
+      </w:r>
+    </w:p>
+    <w:p>
+      <w:pPr>
+        <w:spacing w:after="120" w:line="240" w:lineRule="auto"/>
+        <w:jc w:val="center"/>
+        <w:rPr>
+          <w:sz w:val="24"/>
+          <w:lang w:val="ru-RU"/>
+        </w:rPr>
+      </w:pPr>
+      <w:r>
+        <w:rPr>
+          <w:sz w:val="24"/>
+          <w:lang w:val="ru-RU"/>
+        </w:rPr>
+        <w:t xml:space="preserve">Рис. 2. План-схема </w:t>
+      </w:r>
+      <w:r>
+        <w:rPr>
+          <w:sz w:val="24"/>
+          <w:lang w:val="ru-RU"/>
+        </w:rPr>
+        <w:t>объекта</w:t>
+      </w:r>
+    </w:p>
+    <w:p>
+      <w:pPr>
+        <w:spacing w:after="120" w:line="240" w:lineRule="auto"/>
+        <w:jc w:val="center"/>
+        <w:rPr>
+          <w:sz w:val="24"/>
+          <w:lang w:val="ru-RU"/>
+        </w:rPr>
+      </w:pPr>
+    </w:p>
+    <w:p>
+      <w:pPr>
+        <w:spacing w:after="120" w:line="240" w:lineRule="auto"/>
+        <w:jc w:val="center"/>
+        <w:rPr>
+          <w:lang w:val="ru-RU"/>
+        </w:rPr>
+      </w:pPr>
+      <w:r>
         <w:rPr>
           <w:b/>
-          <w:bCs/>
-          <w:lang w:val="ru-RU"/>
-        </w:rPr>
-      </w:pPr>
-      <w:r>
-        <w:rPr>
-          <w:b/>
-          <w:bCs/>
-          <w:lang w:val="ru-RU"/>
-        </w:rPr>
-        <w:t>Цель специальных исследований</w:t>
+          <w:lang w:val="ru-RU"/>
+        </w:rPr>
+        <w:t>Размещение оборудования в защищаемом помещении</w:t>
+      </w:r>
+    </w:p>
+    <w:p>
+      <w:pPr>
+        <w:keepNext/>
+        <w:spacing w:line="240" w:lineRule="auto"/>
+        <w:jc w:val="center"/>
+      </w:pPr>
+      <w:r>
+        <w:rPr>
+          <w:noProof/>
+        </w:rPr>
+        <w:drawing>
+          <wp:inline distT="0" distB="0" distL="0" distR="0" wp14:anchorId="050938D1" wp14:editId="08745B70">
+            <wp:extent cx="4968875" cy="2799142"/>
+            <wp:effectExtent l="0" t="0" r="3175" b="1270"/>
+            <wp:docPr id="2069322504" name="Рисунок 1"/>
+            <wp:cNvGraphicFramePr>
+              <a:graphicFrameLocks xmlns:a="http://schemas.openxmlformats.org/drawingml/2006/main" noChangeAspect="1"/>
+            </wp:cNvGraphicFramePr>
+            <a:graphic xmlns:a="http://schemas.openxmlformats.org/drawingml/2006/main">
+              <a:graphicData uri="http://schemas.openxmlformats.org/drawingml/2006/picture">
+                <pic:pic xmlns:pic="http://schemas.openxmlformats.org/drawingml/2006/picture">
+                  <pic:nvPicPr>
+                    <pic:cNvPr id="2069322504" name=""/>
+                    <pic:cNvPicPr/>
+                  </pic:nvPicPr>
+                  <pic:blipFill>
+                    <a:blip r:embed="rId9"/>
+                    <a:stretch>
+                      <a:fillRect/>
+                    </a:stretch>
+                  </pic:blipFill>
+                  <pic:spPr>
+                    <a:xfrm>
+                      <a:off x="0" y="0"/>
+                      <a:ext cx="4976970" cy="2803702"/>
+                    </a:xfrm>
+                    <a:prstGeom prst="rect">
+                      <a:avLst/>
+                    </a:prstGeom>
+                  </pic:spPr>
+                </pic:pic>
+              </a:graphicData>
+            </a:graphic>
+          </wp:inline>
+        </w:drawing>
       </w:r>
     </w:p>
     <w:p>
@@ -3102,12 +3124,25 @@
           <w:lang w:val="ru-RU"/>
         </w:rPr>
       </w:pPr>
-      <w:r>
-        <w:rPr>
-          <w:rFonts w:cs="Times New Roman"/>
-          <w:lang w:val="ru-RU"/>
-        </w:rPr>
-        <w:t xml:space="preserve">Специальные исследования ВТСС проводились с целью определения соответствия величин «опасных» сигналов, возникающих в ВТСС, за счет эффекта акустоэлектрических преобразований (АЭП), заданным нормам. </w:t>
+    </w:p>
+    <w:p>
+      <w:pPr>
+        <w:spacing w:after="0" w:line="360" w:lineRule="auto"/>
+        <w:ind w:firstLine="709"/>
+        <w:jc w:val="center"/>
+        <w:rPr>
+          <w:b/>
+          <w:bCs/>
+          <w:lang w:val="ru-RU"/>
+        </w:rPr>
+      </w:pPr>
+      <w:r>
+        <w:rPr>
+          <w:b/>
+          <w:bCs/>
+          <w:lang w:val="ru-RU"/>
+        </w:rPr>
+        <w:t>Цель специальных исследований</w:t>
       </w:r>
     </w:p>
     <w:p>
@@ -3120,6 +3155,24 @@
           <w:lang w:val="ru-RU"/>
         </w:rPr>
       </w:pPr>
+      <w:r>
+        <w:rPr>
+          <w:rFonts w:cs="Times New Roman"/>
+          <w:lang w:val="ru-RU"/>
+        </w:rPr>
+        <w:t xml:space="preserve">Специальные исследования ВТСС проводились с целью определения соответствия величин «опасных» сигналов, возникающих в ВТСС, за счет эффекта акустоэлектрических преобразований (АЭП), заданным нормам. </w:t>
+      </w:r>
+    </w:p>
+    <w:p>
+      <w:pPr>
+        <w:spacing w:after="0" w:line="360" w:lineRule="auto"/>
+        <w:ind w:firstLine="709"/>
+        <w:jc w:val="both"/>
+        <w:rPr>
+          <w:rFonts w:cs="Times New Roman"/>
+          <w:lang w:val="ru-RU"/>
+        </w:rPr>
+      </w:pPr>
     </w:p>
     <w:p>
       <w:pPr>
@@ -3245,16 +3298,7 @@
           <w:bCs/>
           <w:lang w:val="ru-RU"/>
         </w:rPr>
-        <w:t>вариант)</w:t>
-      </w:r>
-      <w:r>
-        <w:rPr>
-          <w:rFonts w:cs="Times New Roman"/>
-          <w:b/>
-          <w:bCs/>
-          <w:lang w:val="ru-RU"/>
-        </w:rPr>
-        <w:t>.</w:t>
+        <w:t>вариант).</w:t>
       </w:r>
     </w:p>
     <w:p>
@@ -3422,23 +3466,7 @@
           <w:rFonts w:cs="Times New Roman"/>
           <w:lang w:val="ru-RU"/>
         </w:rPr>
-        <w:t>Контрольно-измерительная аппаратура: программно-аппаратный комплекс «</w:t>
-      </w:r>
-      <w:proofErr w:type="spellStart"/>
-      <w:r>
-        <w:rPr>
-          <w:rFonts w:cs="Times New Roman"/>
-          <w:lang w:val="ru-RU"/>
-        </w:rPr>
-        <w:t>Талис</w:t>
-      </w:r>
-      <w:proofErr w:type="spellEnd"/>
-      <w:r>
-        <w:rPr>
-          <w:rFonts w:cs="Times New Roman"/>
-          <w:lang w:val="ru-RU"/>
-        </w:rPr>
-        <w:t>-НЧ», зав. № 145ХМ854, свидетельство о поверке № 59 от 29.08.2016.</w:t>
+        <w:t>Контрольно-измерительная аппаратура: программно-аппаратный комплекс «Талис-НЧ», зав. № 145ХМ854, свидетельство о поверке № 59 от 29.08.2016.</w:t>
       </w:r>
     </w:p>
     <w:p>
@@ -3447,12 +3475,64 @@
         <w:ind w:firstLine="709"/>
         <w:jc w:val="both"/>
         <w:rPr>
-          <w:lang w:val="ru-RU"/>
-        </w:rPr>
-      </w:pPr>
+          <w:rFonts w:cs="Times New Roman"/>
+          <w:lang w:val="ru-RU"/>
+        </w:rPr>
+      </w:pPr>
+      <w:r>
+        <w:rPr>
+          <w:rFonts w:cs="Times New Roman"/>
+          <w:lang w:val="ru-RU"/>
+        </w:rPr>
+        <w:drawing>
+          <wp:inline distT="0" distB="0" distL="0" distR="0" wp14:anchorId="69EB6A16" wp14:editId="0751BEFD">
+            <wp:extent cx="5934903" cy="1914792"/>
+            <wp:effectExtent l="0" t="0" r="8890" b="9525"/>
+            <wp:docPr id="1452386966" name="Рисунок 1"/>
+            <wp:cNvGraphicFramePr>
+              <a:graphicFrameLocks xmlns:a="http://schemas.openxmlformats.org/drawingml/2006/main" noChangeAspect="1"/>
+            </wp:cNvGraphicFramePr>
+            <a:graphic xmlns:a="http://schemas.openxmlformats.org/drawingml/2006/main">
+              <a:graphicData uri="http://schemas.openxmlformats.org/drawingml/2006/picture">
+                <pic:pic xmlns:pic="http://schemas.openxmlformats.org/drawingml/2006/picture">
+                  <pic:nvPicPr>
+                    <pic:cNvPr id="1452386966" name=""/>
+                    <pic:cNvPicPr/>
+                  </pic:nvPicPr>
+                  <pic:blipFill>
+                    <a:blip r:embed="rId10"/>
+                    <a:stretch>
+                      <a:fillRect/>
+                    </a:stretch>
+                  </pic:blipFill>
+                  <pic:spPr>
+                    <a:xfrm>
+                      <a:off x="0" y="0"/>
+                      <a:ext cx="5934903" cy="1914792"/>
+                    </a:xfrm>
+                    <a:prstGeom prst="rect">
+                      <a:avLst/>
+                    </a:prstGeom>
+                  </pic:spPr>
+                </pic:pic>
+              </a:graphicData>
+            </a:graphic>
+          </wp:inline>
+        </w:drawing>
+      </w:r>
     </w:p>
     <w:p>
       <w:pPr>
+        <w:spacing w:after="0" w:line="360" w:lineRule="auto"/>
+        <w:ind w:firstLine="709"/>
+        <w:jc w:val="both"/>
+        <w:rPr>
+          <w:lang w:val="ru-RU"/>
+        </w:rPr>
+      </w:pPr>
+    </w:p>
+    <w:p>
+      <w:pPr>
         <w:spacing w:before="160" w:after="40" w:line="360" w:lineRule="auto"/>
         <w:jc w:val="center"/>
       </w:pPr>
@@ -3463,7 +3543,6 @@
           <w:sz w:val="26"/>
           <w:lang w:val="ru-RU"/>
         </w:rPr>
-        <w:lastRenderedPageBreak/>
         <w:t xml:space="preserve">Результаты специальных исследований телефонного аппарата </w:t>
       </w:r>
       <w:r>
@@ -3658,6 +3737,7 @@
                 <w:sz w:val="22"/>
                 <w:lang w:val="ru-RU"/>
               </w:rPr>
+              <w:lastRenderedPageBreak/>
               <w:t>Использование средств защиты (Да – 1; Нет – 2)</w:t>
             </w:r>
           </w:p>
@@ -3749,7 +3829,6 @@
                 <w:lang w:val="ru-RU"/>
               </w:rPr>
             </w:pPr>
-            <w:proofErr w:type="spellStart"/>
             <w:r>
               <w:rPr>
                 <w:rFonts w:cs="Times New Roman"/>
@@ -3757,37 +3836,7 @@
                 <w:sz w:val="18"/>
                 <w:lang w:val="ru-RU"/>
               </w:rPr>
-              <w:t>Нормир</w:t>
-            </w:r>
-            <w:proofErr w:type="spellEnd"/>
-            <w:r>
-              <w:rPr>
-                <w:rFonts w:cs="Times New Roman"/>
-                <w:b/>
-                <w:sz w:val="18"/>
-                <w:lang w:val="ru-RU"/>
-              </w:rPr>
-              <w:t xml:space="preserve">. уровень звук. </w:t>
-            </w:r>
-            <w:proofErr w:type="spellStart"/>
-            <w:r>
-              <w:rPr>
-                <w:rFonts w:cs="Times New Roman"/>
-                <w:b/>
-                <w:sz w:val="18"/>
-                <w:lang w:val="ru-RU"/>
-              </w:rPr>
-              <w:t>давл</w:t>
-            </w:r>
-            <w:proofErr w:type="spellEnd"/>
-            <w:r>
-              <w:rPr>
-                <w:rFonts w:cs="Times New Roman"/>
-                <w:b/>
-                <w:sz w:val="18"/>
-                <w:lang w:val="ru-RU"/>
-              </w:rPr>
-              <w:t xml:space="preserve">. </w:t>
+              <w:t xml:space="preserve">Нормир. уровень звук. давл. </w:t>
             </w:r>
             <w:r>
               <w:rPr>
@@ -3806,7 +3855,6 @@
               </w:rPr>
               <w:t>н</w:t>
             </w:r>
-            <w:proofErr w:type="spellStart"/>
             <w:r>
               <w:rPr>
                 <w:rFonts w:cs="Times New Roman"/>
@@ -3815,7 +3863,6 @@
               </w:rPr>
               <w:t>i</w:t>
             </w:r>
-            <w:proofErr w:type="spellEnd"/>
             <w:r>
               <w:rPr>
                 <w:rFonts w:cs="Times New Roman"/>
@@ -3840,7 +3887,6 @@
                 <w:lang w:val="ru-RU"/>
               </w:rPr>
             </w:pPr>
-            <w:proofErr w:type="spellStart"/>
             <w:r>
               <w:rPr>
                 <w:rFonts w:cs="Times New Roman"/>
@@ -3848,37 +3894,7 @@
                 <w:sz w:val="18"/>
                 <w:lang w:val="ru-RU"/>
               </w:rPr>
-              <w:t>Измер</w:t>
-            </w:r>
-            <w:proofErr w:type="spellEnd"/>
-            <w:r>
-              <w:rPr>
-                <w:rFonts w:cs="Times New Roman"/>
-                <w:b/>
-                <w:sz w:val="18"/>
-                <w:lang w:val="ru-RU"/>
-              </w:rPr>
-              <w:t xml:space="preserve">. уровень звук. </w:t>
-            </w:r>
-            <w:proofErr w:type="spellStart"/>
-            <w:r>
-              <w:rPr>
-                <w:rFonts w:cs="Times New Roman"/>
-                <w:b/>
-                <w:sz w:val="18"/>
-                <w:lang w:val="ru-RU"/>
-              </w:rPr>
-              <w:t>давл</w:t>
-            </w:r>
-            <w:proofErr w:type="spellEnd"/>
-            <w:r>
-              <w:rPr>
-                <w:rFonts w:cs="Times New Roman"/>
-                <w:b/>
-                <w:sz w:val="18"/>
-                <w:lang w:val="ru-RU"/>
-              </w:rPr>
-              <w:t xml:space="preserve">. </w:t>
+              <w:t xml:space="preserve">Измер. уровень звук. давл. </w:t>
             </w:r>
             <w:r>
               <w:rPr>
@@ -3919,27 +3935,7 @@
                 <w:sz w:val="18"/>
                 <w:lang w:val="ru-RU"/>
               </w:rPr>
-              <w:t>Напряжение «</w:t>
-            </w:r>
-            <w:proofErr w:type="spellStart"/>
-            <w:r>
-              <w:rPr>
-                <w:rFonts w:cs="Times New Roman"/>
-                <w:b/>
-                <w:sz w:val="18"/>
-                <w:lang w:val="ru-RU"/>
-              </w:rPr>
-              <w:t>сигнал+шум</w:t>
-            </w:r>
-            <w:proofErr w:type="spellEnd"/>
-            <w:r>
-              <w:rPr>
-                <w:rFonts w:cs="Times New Roman"/>
-                <w:b/>
-                <w:sz w:val="18"/>
-                <w:lang w:val="ru-RU"/>
-              </w:rPr>
-              <w:t xml:space="preserve">» </w:t>
+              <w:t xml:space="preserve">Напряжение «сигнал+шум» </w:t>
             </w:r>
             <w:r>
               <w:rPr>
@@ -3949,7 +3945,6 @@
               </w:rPr>
               <w:t>U</w:t>
             </w:r>
-            <w:proofErr w:type="spellStart"/>
             <w:r>
               <w:rPr>
                 <w:rFonts w:cs="Times New Roman"/>
@@ -3967,7 +3962,6 @@
               </w:rPr>
               <w:t>i</w:t>
             </w:r>
-            <w:proofErr w:type="spellEnd"/>
             <w:r>
               <w:rPr>
                 <w:rFonts w:cs="Times New Roman"/>
@@ -3989,70 +3983,14 @@
             <w:pPr>
               <w:jc w:val="center"/>
             </w:pPr>
-            <w:proofErr w:type="spellStart"/>
             <w:r>
               <w:rPr>
                 <w:rFonts w:cs="Times New Roman"/>
                 <w:b/>
                 <w:sz w:val="18"/>
               </w:rPr>
-              <w:t>Напряжение</w:t>
+              <w:t>Напряжение шума Uшi, дБ</w:t>
             </w:r>
-            <w:proofErr w:type="spellEnd"/>
-            <w:r>
-              <w:rPr>
-                <w:rFonts w:cs="Times New Roman"/>
-                <w:b/>
-                <w:sz w:val="18"/>
-              </w:rPr>
-              <w:t xml:space="preserve"> </w:t>
-            </w:r>
-            <w:proofErr w:type="spellStart"/>
-            <w:r>
-              <w:rPr>
-                <w:rFonts w:cs="Times New Roman"/>
-                <w:b/>
-                <w:sz w:val="18"/>
-              </w:rPr>
-              <w:t>шума</w:t>
-            </w:r>
-            <w:proofErr w:type="spellEnd"/>
-            <w:r>
-              <w:rPr>
-                <w:rFonts w:cs="Times New Roman"/>
-                <w:b/>
-                <w:sz w:val="18"/>
-              </w:rPr>
-              <w:t xml:space="preserve"> </w:t>
-            </w:r>
-            <w:proofErr w:type="spellStart"/>
-            <w:r>
-              <w:rPr>
-                <w:rFonts w:cs="Times New Roman"/>
-                <w:b/>
-                <w:sz w:val="18"/>
-              </w:rPr>
-              <w:t>Uшi</w:t>
-            </w:r>
-            <w:proofErr w:type="spellEnd"/>
-            <w:r>
-              <w:rPr>
-                <w:rFonts w:cs="Times New Roman"/>
-                <w:b/>
-                <w:sz w:val="18"/>
-              </w:rPr>
-              <w:t xml:space="preserve">, </w:t>
-            </w:r>
-            <w:proofErr w:type="spellStart"/>
-            <w:r>
-              <w:rPr>
-                <w:rFonts w:cs="Times New Roman"/>
-                <w:b/>
-                <w:sz w:val="18"/>
-              </w:rPr>
-              <w:t>дБ</w:t>
-            </w:r>
-            <w:proofErr w:type="spellEnd"/>
           </w:p>
         </w:tc>
         <w:tc>
@@ -4068,7 +4006,6 @@
                 <w:lang w:val="ru-RU"/>
               </w:rPr>
             </w:pPr>
-            <w:proofErr w:type="spellStart"/>
             <w:r>
               <w:rPr>
                 <w:rFonts w:cs="Times New Roman"/>
@@ -4076,17 +4013,7 @@
                 <w:sz w:val="18"/>
                 <w:lang w:val="ru-RU"/>
               </w:rPr>
-              <w:t>Напряж</w:t>
-            </w:r>
-            <w:proofErr w:type="spellEnd"/>
-            <w:r>
-              <w:rPr>
-                <w:rFonts w:cs="Times New Roman"/>
-                <w:b/>
-                <w:sz w:val="18"/>
-                <w:lang w:val="ru-RU"/>
-              </w:rPr>
-              <w:t xml:space="preserve">. в линии у точки </w:t>
+              <w:t xml:space="preserve">Напряж. в линии у точки </w:t>
             </w:r>
             <w:r>
               <w:rPr>
@@ -4122,7 +4049,6 @@
               </w:rPr>
               <w:t>1</w:t>
             </w:r>
-            <w:proofErr w:type="spellStart"/>
             <w:r>
               <w:rPr>
                 <w:rFonts w:cs="Times New Roman"/>
@@ -4131,7 +4057,6 @@
               </w:rPr>
               <w:t>i</w:t>
             </w:r>
-            <w:proofErr w:type="spellEnd"/>
             <w:r>
               <w:rPr>
                 <w:rFonts w:cs="Times New Roman"/>
@@ -4156,7 +4081,6 @@
                 <w:lang w:val="ru-RU"/>
               </w:rPr>
             </w:pPr>
-            <w:proofErr w:type="spellStart"/>
             <w:r>
               <w:rPr>
                 <w:rFonts w:cs="Times New Roman"/>
@@ -4164,17 +4088,7 @@
                 <w:sz w:val="18"/>
                 <w:lang w:val="ru-RU"/>
               </w:rPr>
-              <w:t>Напряж</w:t>
-            </w:r>
-            <w:proofErr w:type="spellEnd"/>
-            <w:r>
-              <w:rPr>
-                <w:rFonts w:cs="Times New Roman"/>
-                <w:b/>
-                <w:sz w:val="18"/>
-                <w:lang w:val="ru-RU"/>
-              </w:rPr>
-              <w:t xml:space="preserve">. в линии на границе КЗ </w:t>
+              <w:t xml:space="preserve">Напряж. в линии на границе КЗ </w:t>
             </w:r>
             <w:r>
               <w:rPr>
@@ -4210,7 +4124,6 @@
               </w:rPr>
               <w:t>2</w:t>
             </w:r>
-            <w:proofErr w:type="spellStart"/>
             <w:r>
               <w:rPr>
                 <w:rFonts w:cs="Times New Roman"/>
@@ -4219,7 +4132,6 @@
               </w:rPr>
               <w:t>i</w:t>
             </w:r>
-            <w:proofErr w:type="spellEnd"/>
             <w:r>
               <w:rPr>
                 <w:rFonts w:cs="Times New Roman"/>
@@ -5013,7 +4925,6 @@
                 <w:lang w:val="ru-RU"/>
               </w:rPr>
             </w:pPr>
-            <w:proofErr w:type="spellStart"/>
             <w:r>
               <w:rPr>
                 <w:rFonts w:cs="Times New Roman"/>
@@ -5021,57 +4932,7 @@
                 <w:sz w:val="18"/>
                 <w:lang w:val="ru-RU"/>
               </w:rPr>
-              <w:t>Коэф</w:t>
-            </w:r>
-            <w:proofErr w:type="spellEnd"/>
-            <w:r>
-              <w:rPr>
-                <w:rFonts w:cs="Times New Roman"/>
-                <w:b/>
-                <w:sz w:val="18"/>
-                <w:lang w:val="ru-RU"/>
-              </w:rPr>
-              <w:t xml:space="preserve">. </w:t>
-            </w:r>
-            <w:proofErr w:type="spellStart"/>
-            <w:r>
-              <w:rPr>
-                <w:rFonts w:cs="Times New Roman"/>
-                <w:b/>
-                <w:sz w:val="18"/>
-                <w:lang w:val="ru-RU"/>
-              </w:rPr>
-              <w:t>превыш</w:t>
-            </w:r>
-            <w:proofErr w:type="spellEnd"/>
-            <w:r>
-              <w:rPr>
-                <w:rFonts w:cs="Times New Roman"/>
-                <w:b/>
-                <w:sz w:val="18"/>
-                <w:lang w:val="ru-RU"/>
-              </w:rPr>
-              <w:t xml:space="preserve">. </w:t>
-            </w:r>
-            <w:proofErr w:type="spellStart"/>
-            <w:r>
-              <w:rPr>
-                <w:rFonts w:cs="Times New Roman"/>
-                <w:b/>
-                <w:sz w:val="18"/>
-                <w:lang w:val="ru-RU"/>
-              </w:rPr>
-              <w:t>давл</w:t>
-            </w:r>
-            <w:proofErr w:type="spellEnd"/>
-            <w:r>
-              <w:rPr>
-                <w:rFonts w:cs="Times New Roman"/>
-                <w:b/>
-                <w:sz w:val="18"/>
-                <w:lang w:val="ru-RU"/>
-              </w:rPr>
-              <w:t xml:space="preserve">. над нормой </w:t>
+              <w:t xml:space="preserve">Коэф. превыш. давл. над нормой </w:t>
             </w:r>
             <w:r>
               <w:rPr>
@@ -5717,23 +5578,13 @@
             <w:pPr>
               <w:jc w:val="center"/>
             </w:pPr>
-            <w:proofErr w:type="spellStart"/>
             <w:r>
               <w:rPr>
                 <w:rFonts w:cs="Times New Roman"/>
                 <w:b/>
                 <w:sz w:val="18"/>
               </w:rPr>
-              <w:t>Среднегеометр</w:t>
-            </w:r>
-            <w:proofErr w:type="spellEnd"/>
-            <w:r>
-              <w:rPr>
-                <w:rFonts w:cs="Times New Roman"/>
-                <w:b/>
-                <w:sz w:val="18"/>
-              </w:rPr>
-              <w:t>. частота, Гц</w:t>
+              <w:t>Среднегеометр. частота, Гц</w:t>
             </w:r>
           </w:p>
         </w:tc>
@@ -5758,7 +5609,6 @@
               </w:rPr>
               <w:t>U</w:t>
             </w:r>
-            <w:proofErr w:type="spellStart"/>
             <w:r>
               <w:rPr>
                 <w:rFonts w:cs="Times New Roman"/>
@@ -5766,37 +5616,7 @@
                 <w:sz w:val="18"/>
                 <w:lang w:val="ru-RU"/>
               </w:rPr>
-              <w:t>ш.н.окт</w:t>
-            </w:r>
-            <w:proofErr w:type="spellEnd"/>
-            <w:r>
-              <w:rPr>
-                <w:rFonts w:cs="Times New Roman"/>
-                <w:b/>
-                <w:sz w:val="18"/>
-                <w:lang w:val="ru-RU"/>
-              </w:rPr>
-              <w:t xml:space="preserve"> </w:t>
-            </w:r>
-            <w:proofErr w:type="spellStart"/>
-            <w:r>
-              <w:rPr>
-                <w:rFonts w:cs="Times New Roman"/>
-                <w:b/>
-                <w:sz w:val="18"/>
-                <w:lang w:val="ru-RU"/>
-              </w:rPr>
-              <w:t>симметр</w:t>
-            </w:r>
-            <w:proofErr w:type="spellEnd"/>
-            <w:r>
-              <w:rPr>
-                <w:rFonts w:cs="Times New Roman"/>
-                <w:b/>
-                <w:sz w:val="18"/>
-                <w:lang w:val="ru-RU"/>
-              </w:rPr>
-              <w:t>., мкВ</w:t>
+              <w:t>ш.н.окт симметр., мкВ</w:t>
             </w:r>
           </w:p>
         </w:tc>
@@ -5821,7 +5641,6 @@
               </w:rPr>
               <w:t>U</w:t>
             </w:r>
-            <w:proofErr w:type="spellStart"/>
             <w:r>
               <w:rPr>
                 <w:rFonts w:cs="Times New Roman"/>
@@ -5829,37 +5648,7 @@
                 <w:sz w:val="18"/>
                 <w:lang w:val="ru-RU"/>
               </w:rPr>
-              <w:t>ш.н.окт</w:t>
-            </w:r>
-            <w:proofErr w:type="spellEnd"/>
-            <w:r>
-              <w:rPr>
-                <w:rFonts w:cs="Times New Roman"/>
-                <w:b/>
-                <w:sz w:val="18"/>
-                <w:lang w:val="ru-RU"/>
-              </w:rPr>
-              <w:t xml:space="preserve"> </w:t>
-            </w:r>
-            <w:proofErr w:type="spellStart"/>
-            <w:r>
-              <w:rPr>
-                <w:rFonts w:cs="Times New Roman"/>
-                <w:b/>
-                <w:sz w:val="18"/>
-                <w:lang w:val="ru-RU"/>
-              </w:rPr>
-              <w:t>несимметр</w:t>
-            </w:r>
-            <w:proofErr w:type="spellEnd"/>
-            <w:r>
-              <w:rPr>
-                <w:rFonts w:cs="Times New Roman"/>
-                <w:b/>
-                <w:sz w:val="18"/>
-                <w:lang w:val="ru-RU"/>
-              </w:rPr>
-              <w:t>., мкВ</w:t>
+              <w:t>ш.н.окт несимметр., мкВ</w:t>
             </w:r>
           </w:p>
         </w:tc>
@@ -5884,7 +5673,6 @@
               </w:rPr>
               <w:t>U</w:t>
             </w:r>
-            <w:proofErr w:type="spellStart"/>
             <w:r>
               <w:rPr>
                 <w:rFonts w:cs="Times New Roman"/>
@@ -5892,17 +5680,7 @@
                 <w:sz w:val="18"/>
                 <w:lang w:val="ru-RU"/>
               </w:rPr>
-              <w:t>ш.н.окт</w:t>
-            </w:r>
-            <w:proofErr w:type="spellEnd"/>
-            <w:r>
-              <w:rPr>
-                <w:rFonts w:cs="Times New Roman"/>
-                <w:b/>
-                <w:sz w:val="18"/>
-                <w:lang w:val="ru-RU"/>
-              </w:rPr>
-              <w:t xml:space="preserve"> цепи питания, мкВ</w:t>
+              <w:t>ш.н.окт цепи питания, мкВ</w:t>
             </w:r>
           </w:p>
         </w:tc>
@@ -5916,70 +5694,14 @@
             <w:pPr>
               <w:jc w:val="center"/>
             </w:pPr>
-            <w:proofErr w:type="spellStart"/>
             <w:r>
               <w:rPr>
                 <w:rFonts w:cs="Times New Roman"/>
                 <w:b/>
                 <w:sz w:val="18"/>
               </w:rPr>
-              <w:t>Uш</w:t>
+              <w:t>Uш для расчёта, мкВ</w:t>
             </w:r>
-            <w:proofErr w:type="spellEnd"/>
-            <w:r>
-              <w:rPr>
-                <w:rFonts w:cs="Times New Roman"/>
-                <w:b/>
-                <w:sz w:val="18"/>
-              </w:rPr>
-              <w:t xml:space="preserve"> </w:t>
-            </w:r>
-            <w:proofErr w:type="spellStart"/>
-            <w:r>
-              <w:rPr>
-                <w:rFonts w:cs="Times New Roman"/>
-                <w:b/>
-                <w:sz w:val="18"/>
-              </w:rPr>
-              <w:t>для</w:t>
-            </w:r>
-            <w:proofErr w:type="spellEnd"/>
-            <w:r>
-              <w:rPr>
-                <w:rFonts w:cs="Times New Roman"/>
-                <w:b/>
-                <w:sz w:val="18"/>
-              </w:rPr>
-              <w:t xml:space="preserve"> </w:t>
-            </w:r>
-            <w:proofErr w:type="spellStart"/>
-            <w:r>
-              <w:rPr>
-                <w:rFonts w:cs="Times New Roman"/>
-                <w:b/>
-                <w:sz w:val="18"/>
-              </w:rPr>
-              <w:t>расчёта</w:t>
-            </w:r>
-            <w:proofErr w:type="spellEnd"/>
-            <w:r>
-              <w:rPr>
-                <w:rFonts w:cs="Times New Roman"/>
-                <w:b/>
-                <w:sz w:val="18"/>
-              </w:rPr>
-              <w:t xml:space="preserve">, </w:t>
-            </w:r>
-            <w:proofErr w:type="spellStart"/>
-            <w:r>
-              <w:rPr>
-                <w:rFonts w:cs="Times New Roman"/>
-                <w:b/>
-                <w:sz w:val="18"/>
-              </w:rPr>
-              <w:t>мкВ</w:t>
-            </w:r>
-            <w:proofErr w:type="spellEnd"/>
           </w:p>
         </w:tc>
         <w:tc>
@@ -6681,23 +6403,13 @@
             <w:pPr>
               <w:jc w:val="center"/>
             </w:pPr>
-            <w:proofErr w:type="spellStart"/>
             <w:r>
               <w:rPr>
                 <w:rFonts w:cs="Times New Roman"/>
                 <w:b/>
                 <w:sz w:val="18"/>
               </w:rPr>
-              <w:t>Среднегеометр</w:t>
-            </w:r>
-            <w:proofErr w:type="spellEnd"/>
-            <w:r>
-              <w:rPr>
-                <w:rFonts w:cs="Times New Roman"/>
-                <w:b/>
-                <w:sz w:val="18"/>
-              </w:rPr>
-              <w:t>. частота, Гц</w:t>
+              <w:t>Среднегеометр. частота, Гц</w:t>
             </w:r>
           </w:p>
         </w:tc>
@@ -6714,7 +6426,6 @@
                 <w:lang w:val="ru-RU"/>
               </w:rPr>
             </w:pPr>
-            <w:proofErr w:type="spellStart"/>
             <w:r>
               <w:rPr>
                 <w:rFonts w:cs="Times New Roman"/>
@@ -6722,17 +6433,7 @@
                 <w:sz w:val="18"/>
                 <w:lang w:val="ru-RU"/>
               </w:rPr>
-              <w:t>Коэф</w:t>
-            </w:r>
-            <w:proofErr w:type="spellEnd"/>
-            <w:r>
-              <w:rPr>
-                <w:rFonts w:cs="Times New Roman"/>
-                <w:b/>
-                <w:sz w:val="18"/>
-                <w:lang w:val="ru-RU"/>
-              </w:rPr>
-              <w:t xml:space="preserve">. затухания в линии </w:t>
+              <w:t xml:space="preserve">Коэф. затухания в линии </w:t>
             </w:r>
             <w:r>
               <w:rPr>
@@ -6751,7 +6452,6 @@
               </w:rPr>
               <w:t>л.</w:t>
             </w:r>
-            <w:proofErr w:type="spellStart"/>
             <w:r>
               <w:rPr>
                 <w:rFonts w:cs="Times New Roman"/>
@@ -6760,7 +6460,6 @@
               </w:rPr>
               <w:t>i</w:t>
             </w:r>
-            <w:proofErr w:type="spellEnd"/>
           </w:p>
         </w:tc>
         <w:tc>
@@ -6800,19 +6499,8 @@
                 <w:sz w:val="18"/>
                 <w:lang w:val="ru-RU"/>
               </w:rPr>
-              <w:t>*</w:t>
+              <w:t>*л.</w:t>
             </w:r>
-            <w:proofErr w:type="gramStart"/>
-            <w:r>
-              <w:rPr>
-                <w:rFonts w:cs="Times New Roman"/>
-                <w:b/>
-                <w:sz w:val="18"/>
-                <w:lang w:val="ru-RU"/>
-              </w:rPr>
-              <w:t>л.</w:t>
-            </w:r>
-            <w:proofErr w:type="spellStart"/>
             <w:r>
               <w:rPr>
                 <w:rFonts w:cs="Times New Roman"/>
@@ -6821,8 +6509,6 @@
               </w:rPr>
               <w:t>i</w:t>
             </w:r>
-            <w:proofErr w:type="spellEnd"/>
-            <w:proofErr w:type="gramEnd"/>
           </w:p>
         </w:tc>
         <w:tc>
@@ -7242,16 +6928,13 @@
         <w:spacing w:before="200" w:after="120" w:line="360" w:lineRule="auto"/>
         <w:jc w:val="center"/>
       </w:pPr>
-      <w:proofErr w:type="spellStart"/>
       <w:r>
         <w:rPr>
           <w:rFonts w:cs="Times New Roman"/>
           <w:b/>
         </w:rPr>
-        <w:lastRenderedPageBreak/>
         <w:t>Вывод</w:t>
       </w:r>
-      <w:proofErr w:type="spellEnd"/>
     </w:p>
     <w:p>
       <w:pPr>
@@ -7306,7 +6989,15 @@
           <w:rFonts w:cs="Times New Roman"/>
           <w:lang w:val="ru-RU"/>
         </w:rPr>
-        <w:t xml:space="preserve">» проведено для типа линии «линия связи», симметричное подключение ТСР, средства защиты не применяются. Отношение «сигнал/шум» превышает норму </w:t>
+        <w:t xml:space="preserve">» проведено для типа линии «линия связи», симметричное подключение ТСР, средства защиты не </w:t>
+      </w:r>
+      <w:r>
+        <w:rPr>
+          <w:rFonts w:cs="Times New Roman"/>
+          <w:lang w:val="ru-RU"/>
+        </w:rPr>
+        <w:lastRenderedPageBreak/>
+        <w:t xml:space="preserve">применяются. Отношение «сигнал/шум» превышает норму </w:t>
       </w:r>
       <w:r>
         <w:rPr>
@@ -7321,14 +7012,12 @@
         </w:rPr>
         <w:t>н = 0,3 в октавах 275, 525, 1025, 2025, 4025 Гц (</w:t>
       </w:r>
-      <w:proofErr w:type="spellStart"/>
       <w:r>
         <w:rPr>
           <w:rFonts w:cs="Times New Roman"/>
         </w:rPr>
         <w:t>Δmax</w:t>
       </w:r>
-      <w:proofErr w:type="spellEnd"/>
       <w:r>
         <w:rPr>
           <w:rFonts w:cs="Times New Roman"/>
@@ -7336,36 +7025,18 @@
         </w:rPr>
         <w:t xml:space="preserve"> = 4,660); словесная разборчивость </w:t>
       </w:r>
-      <w:proofErr w:type="spellStart"/>
       <w:r>
         <w:rPr>
           <w:rFonts w:cs="Times New Roman"/>
         </w:rPr>
         <w:t>Wc</w:t>
       </w:r>
-      <w:proofErr w:type="spellEnd"/>
-      <w:r>
-        <w:rPr>
-          <w:rFonts w:cs="Times New Roman"/>
-          <w:lang w:val="ru-RU"/>
-        </w:rPr>
-        <w:t xml:space="preserve"> = </w:t>
-      </w:r>
-      <w:proofErr w:type="gramStart"/>
-      <w:r>
-        <w:rPr>
-          <w:rFonts w:cs="Times New Roman"/>
-          <w:lang w:val="ru-RU"/>
-        </w:rPr>
-        <w:t>0,976 &gt;</w:t>
-      </w:r>
-      <w:proofErr w:type="gramEnd"/>
-      <w:r>
-        <w:rPr>
-          <w:rFonts w:cs="Times New Roman"/>
-          <w:lang w:val="ru-RU"/>
-        </w:rPr>
-        <w:t xml:space="preserve"> </w:t>
+      <w:r>
+        <w:rPr>
+          <w:rFonts w:cs="Times New Roman"/>
+          <w:lang w:val="ru-RU"/>
+        </w:rPr>
+        <w:t xml:space="preserve"> = 0,976 &gt; </w:t>
       </w:r>
       <w:r>
         <w:rPr>
@@ -7404,23 +7075,7 @@
           <w:rFonts w:cs="Times New Roman"/>
           <w:lang w:val="ru-RU"/>
         </w:rPr>
-        <w:t xml:space="preserve"> = </w:t>
-      </w:r>
-      <w:proofErr w:type="gramStart"/>
-      <w:r>
-        <w:rPr>
-          <w:rFonts w:cs="Times New Roman"/>
-          <w:lang w:val="ru-RU"/>
-        </w:rPr>
-        <w:t>1,378 &gt;</w:t>
-      </w:r>
-      <w:proofErr w:type="gramEnd"/>
-      <w:r>
-        <w:rPr>
-          <w:rFonts w:cs="Times New Roman"/>
-          <w:lang w:val="ru-RU"/>
-        </w:rPr>
-        <w:t xml:space="preserve"> 0,3, </w:t>
+        <w:t xml:space="preserve"> = 1,378 &gt; 0,3, </w:t>
       </w:r>
       <w:r>
         <w:rPr>
@@ -7446,23 +7101,7 @@
           <w:rFonts w:cs="Times New Roman"/>
           <w:lang w:val="ru-RU"/>
         </w:rPr>
-        <w:t xml:space="preserve"> = </w:t>
-      </w:r>
-      <w:proofErr w:type="gramStart"/>
-      <w:r>
-        <w:rPr>
-          <w:rFonts w:cs="Times New Roman"/>
-          <w:lang w:val="ru-RU"/>
-        </w:rPr>
-        <w:t>0,870 &gt;</w:t>
-      </w:r>
-      <w:proofErr w:type="gramEnd"/>
-      <w:r>
-        <w:rPr>
-          <w:rFonts w:cs="Times New Roman"/>
-          <w:lang w:val="ru-RU"/>
-        </w:rPr>
-        <w:t xml:space="preserve"> </w:t>
+        <w:t xml:space="preserve"> = 0,870 &gt; </w:t>
       </w:r>
       <w:r>
         <w:rPr>
@@ -7670,23 +7309,7 @@
           <w:rFonts w:cs="Times New Roman"/>
           <w:lang w:val="ru-RU"/>
         </w:rPr>
-        <w:t xml:space="preserve">Громкоговорители и динамики, электромеханические звонки телефонов, электромагнитные реле, катушки индуктивности и дроссели, конденсаторы, пьезоэлементы датчиков, трансформаторы — элементы, обладающие </w:t>
-      </w:r>
-      <w:proofErr w:type="spellStart"/>
-      <w:r>
-        <w:rPr>
-          <w:rFonts w:cs="Times New Roman"/>
-          <w:lang w:val="ru-RU"/>
-        </w:rPr>
-        <w:t>акустопреобразовательным</w:t>
-      </w:r>
-      <w:proofErr w:type="spellEnd"/>
-      <w:r>
-        <w:rPr>
-          <w:rFonts w:cs="Times New Roman"/>
-          <w:lang w:val="ru-RU"/>
-        </w:rPr>
-        <w:t xml:space="preserve"> эффектом.</w:t>
+        <w:t>Громкоговорители и динамики, электромеханические звонки телефонов, электромагнитные реле, катушки индуктивности и дроссели, конденсаторы, пьезоэлементы датчиков, трансформаторы — элементы, обладающие акустопреобразовательным эффектом.</w:t>
       </w:r>
     </w:p>
     <w:p>
@@ -7721,23 +7344,7 @@
           <w:rFonts w:cs="Times New Roman"/>
           <w:lang w:val="ru-RU"/>
         </w:rPr>
-        <w:t xml:space="preserve">В составе ряда ТС штатно работают автогенераторы. Акустическое воздействие на их элементы изменяет амплитуду и/или фазу колебаний (модуляция); </w:t>
-      </w:r>
-      <w:proofErr w:type="spellStart"/>
-      <w:r>
-        <w:rPr>
-          <w:rFonts w:cs="Times New Roman"/>
-          <w:lang w:val="ru-RU"/>
-        </w:rPr>
-        <w:t>промодулированные</w:t>
-      </w:r>
-      <w:proofErr w:type="spellEnd"/>
-      <w:r>
-        <w:rPr>
-          <w:rFonts w:cs="Times New Roman"/>
-          <w:lang w:val="ru-RU"/>
-        </w:rPr>
-        <w:t xml:space="preserve"> колебания излучаются или распространяются по линиям, образуя модуляционные каналы АЭП.</w:t>
+        <w:t>В составе ряда ТС штатно работают автогенераторы. Акустическое воздействие на их элементы изменяет амплитуду и/или фазу колебаний (модуляция); промодулированные колебания излучаются или распространяются по линиям, образуя модуляционные каналы АЭП.</w:t>
       </w:r>
     </w:p>
     <w:p>
@@ -7775,14 +7382,12 @@
         </w:rPr>
         <w:t xml:space="preserve">Эффект АЭП на </w:t>
       </w:r>
-      <w:proofErr w:type="spellStart"/>
       <w:r>
         <w:rPr>
           <w:rFonts w:cs="Times New Roman"/>
         </w:rPr>
         <w:t>i</w:t>
       </w:r>
-      <w:proofErr w:type="spellEnd"/>
       <w:r>
         <w:rPr>
           <w:rFonts w:cs="Times New Roman"/>
@@ -7796,7 +7401,6 @@
         </w:rPr>
         <w:t>U</w:t>
       </w:r>
-      <w:proofErr w:type="spellStart"/>
       <w:r>
         <w:rPr>
           <w:rFonts w:cs="Times New Roman"/>
@@ -7810,7 +7414,6 @@
         </w:rPr>
         <w:t>i</w:t>
       </w:r>
-      <w:proofErr w:type="spellEnd"/>
       <w:r>
         <w:rPr>
           <w:rFonts w:cs="Times New Roman"/>
@@ -7831,29 +7434,18 @@
         </w:rPr>
         <w:t>ш</w:t>
       </w:r>
-      <w:proofErr w:type="spellStart"/>
-      <w:proofErr w:type="gramStart"/>
       <w:r>
         <w:rPr>
           <w:rFonts w:cs="Times New Roman"/>
         </w:rPr>
         <w:t>i</w:t>
       </w:r>
-      <w:proofErr w:type="spellEnd"/>
-      <w:r>
-        <w:rPr>
-          <w:rFonts w:cs="Times New Roman"/>
-          <w:lang w:val="ru-RU"/>
-        </w:rPr>
-        <w:t xml:space="preserve"> &gt;</w:t>
-      </w:r>
-      <w:proofErr w:type="gramEnd"/>
-      <w:r>
-        <w:rPr>
-          <w:rFonts w:cs="Times New Roman"/>
-          <w:lang w:val="ru-RU"/>
-        </w:rPr>
-        <w:t xml:space="preserve"> 6 дБ. Дополнительно убеждаются, что сигнал обусловлен именно акустическим воздействием (при закрытии колонки диэлектриком напряжение и звуковое давление уменьшаются одинаково).</w:t>
+      <w:r>
+        <w:rPr>
+          <w:rFonts w:cs="Times New Roman"/>
+          <w:lang w:val="ru-RU"/>
+        </w:rPr>
+        <w:t xml:space="preserve"> &gt; 6 дБ. Дополнительно убеждаются, что сигнал обусловлен именно акустическим воздействием (при закрытии колонки диэлектриком напряжение и звуковое давление уменьшаются одинаково).</w:t>
       </w:r>
     </w:p>
     <w:p>
@@ -7890,14 +7482,12 @@
         </w:rPr>
         <w:t xml:space="preserve">Рассчитывается отношение «сигнал/шум» </w:t>
       </w:r>
-      <w:proofErr w:type="spellStart"/>
       <w:r>
         <w:rPr>
           <w:rFonts w:cs="Times New Roman"/>
         </w:rPr>
         <w:t>Δi</w:t>
       </w:r>
-      <w:proofErr w:type="spellEnd"/>
       <w:r>
         <w:rPr>
           <w:rFonts w:cs="Times New Roman"/>
@@ -7918,14 +7508,12 @@
         </w:rPr>
         <w:t xml:space="preserve">н = 0,3. При невыполнении нормы рассчитывается словесная разборчивость </w:t>
       </w:r>
-      <w:proofErr w:type="spellStart"/>
       <w:r>
         <w:rPr>
           <w:rFonts w:cs="Times New Roman"/>
         </w:rPr>
         <w:t>Wc</w:t>
       </w:r>
-      <w:proofErr w:type="spellEnd"/>
       <w:r>
         <w:rPr>
           <w:rFonts w:cs="Times New Roman"/>
@@ -7944,25 +7532,14 @@
           <w:rFonts w:cs="Times New Roman"/>
           <w:lang w:val="ru-RU"/>
         </w:rPr>
-        <w:t>*</w:t>
-      </w:r>
-      <w:proofErr w:type="gramStart"/>
-      <w:r>
-        <w:rPr>
-          <w:rFonts w:cs="Times New Roman"/>
-          <w:lang w:val="ru-RU"/>
-        </w:rPr>
-        <w:t>л.</w:t>
-      </w:r>
-      <w:proofErr w:type="spellStart"/>
+        <w:t>*л.</w:t>
+      </w:r>
       <w:r>
         <w:rPr>
           <w:rFonts w:cs="Times New Roman"/>
         </w:rPr>
         <w:t>i</w:t>
       </w:r>
-      <w:proofErr w:type="spellEnd"/>
-      <w:proofErr w:type="gramEnd"/>
       <w:r>
         <w:rPr>
           <w:rFonts w:cs="Times New Roman"/>
@@ -8054,61 +7631,11 @@
         </w:rPr>
         <w:t xml:space="preserve">Злоумышленник за пределами КЗ подключает к отходящим проводным линиям ТС малошумящий УНЧ (симметрично, несимметрично, по цепи Пикара или по цепям электропитания). </w:t>
       </w:r>
-      <w:proofErr w:type="spellStart"/>
-      <w:r>
-        <w:rPr>
-          <w:rFonts w:cs="Times New Roman"/>
-        </w:rPr>
-        <w:t>Дальность</w:t>
-      </w:r>
-      <w:proofErr w:type="spellEnd"/>
-      <w:r>
-        <w:rPr>
-          <w:rFonts w:cs="Times New Roman"/>
-        </w:rPr>
-        <w:t xml:space="preserve"> </w:t>
-      </w:r>
-      <w:proofErr w:type="spellStart"/>
-      <w:r>
-        <w:rPr>
-          <w:rFonts w:cs="Times New Roman"/>
-        </w:rPr>
-        <w:t>перехвата</w:t>
-      </w:r>
-      <w:proofErr w:type="spellEnd"/>
-      <w:r>
-        <w:rPr>
-          <w:rFonts w:cs="Times New Roman"/>
-        </w:rPr>
-        <w:t xml:space="preserve"> </w:t>
-      </w:r>
-      <w:proofErr w:type="spellStart"/>
-      <w:r>
-        <w:rPr>
-          <w:rFonts w:cs="Times New Roman"/>
-        </w:rPr>
-        <w:t>ограничена</w:t>
-      </w:r>
-      <w:proofErr w:type="spellEnd"/>
-      <w:r>
-        <w:rPr>
-          <w:rFonts w:cs="Times New Roman"/>
-        </w:rPr>
-        <w:t xml:space="preserve"> </w:t>
-      </w:r>
-      <w:proofErr w:type="spellStart"/>
-      <w:r>
-        <w:rPr>
-          <w:rFonts w:cs="Times New Roman"/>
-        </w:rPr>
-        <w:t>только</w:t>
-      </w:r>
-      <w:proofErr w:type="spellEnd"/>
-      <w:r>
-        <w:rPr>
-          <w:rFonts w:cs="Times New Roman"/>
-        </w:rPr>
-        <w:t xml:space="preserve"> протяжённостью линии.</w:t>
+      <w:r>
+        <w:rPr>
+          <w:rFonts w:cs="Times New Roman"/>
+        </w:rPr>
+        <w:t>Дальность перехвата ограничена только протяжённостью линии.</w:t>
       </w:r>
     </w:p>
     <w:sectPr>
@@ -8930,6 +8457,7 @@
   <w:style w:type="character" w:default="1" w:styleId="a2">
     <w:name w:val="Default Paragraph Font"/>
     <w:uiPriority w:val="1"/>
+    <w:semiHidden/>
     <w:unhideWhenUsed/>
   </w:style>
   <w:style w:type="table" w:default="1" w:styleId="a3">
